--- a/docs/LOCAL_DATA_INTEGRATION_PLAN.docx
+++ b/docs/LOCAL_DATA_INTEGRATION_PLAN.docx
@@ -26,32 +26,6 @@
         <w:t xml:space="preserve">Version 1.0 (blueprint; build follows)</w:t>
       </w:r>
     </w:p>
-    <w:sdt>
-      <w:sdtPr>
-        <w:docPartObj>
-          <w:docPartGallery w:val="Table of Contents"/>
-          <w:docPartUnique/>
-        </w:docPartObj>
-      </w:sdtPr>
-      <w:sdtContent>
-        <w:p>
-          <w:pPr>
-            <w:pStyle w:val="TOCHeading"/>
-          </w:pPr>
-          <w:r>
-            <w:t xml:space="preserve">Table of Contents</w:t>
-          </w:r>
-        </w:p>
-        <w:p>
-          <w:r>
-            <w:fldChar w:fldCharType="begin" w:dirty="true"/>
-            <w:instrText xml:space="preserve">TOC \o "1-2" \h \z \u</w:instrText>
-            <w:fldChar w:fldCharType="separate"/>
-            <w:fldChar w:fldCharType="end"/>
-          </w:r>
-        </w:p>
-      </w:sdtContent>
-    </w:sdt>
     <w:p>
       <w:pPr>
         <w:pStyle w:val="BlockText"/>
@@ -121,6 +95,143 @@
       </w:r>
       <w:r>
         <w:t xml:space="preserve">).</w:t>
+      </w:r>
+    </w:p>
+    <w:p>
+      <w:pPr>
+        <w:pStyle w:val="BlockText"/>
+      </w:pPr>
+      <w:r>
+        <w:rPr>
+          <w:b/>
+          <w:bCs/>
+        </w:rPr>
+        <w:t xml:space="preserve">Status, October 2026.</w:t>
+      </w:r>
+      <w:r>
+        <w:t xml:space="preserve"> </w:t>
+      </w:r>
+      <w:r>
+        <w:t xml:space="preserve">Phases 1 to 5 are built: the standardiser from the workbook specification,</w:t>
+      </w:r>
+      <w:r>
+        <w:t xml:space="preserve"> </w:t>
+      </w:r>
+      <w:r>
+        <w:t xml:space="preserve">the raw layer, data entry in natural units (or 0-10 scores by the INFORM method with a citable source),</w:t>
+      </w:r>
+      <w:r>
+        <w:t xml:space="preserve"> </w:t>
+      </w:r>
+      <w:r>
+        <w:t xml:space="preserve">Supabase submission and review by the owning institution’s chain, and provenance on every value. The</w:t>
+      </w:r>
+      <w:r>
+        <w:t xml:space="preserve"> </w:t>
+      </w:r>
+      <w:r>
+        <w:t xml:space="preserve">sector tools of Phase 6 exist and await regeneration. Two guardrails in Section 8 were superseded by</w:t>
+      </w:r>
+      <w:r>
+        <w:t xml:space="preserve"> </w:t>
+      </w:r>
+      <w:r>
+        <w:t xml:space="preserve">the integrity assessment of October 2026 (</w:t>
+      </w:r>
+      <w:r>
+        <w:rPr>
+          <w:rStyle w:val="VerbatimChar"/>
+        </w:rPr>
+        <w:t xml:space="preserve">docs/assessment/</w:t>
+      </w:r>
+      <w:r>
+        <w:t xml:space="preserve">): there is</w:t>
+      </w:r>
+      <w:r>
+        <w:t xml:space="preserve"> </w:t>
+      </w:r>
+      <w:r>
+        <w:rPr>
+          <w:b/>
+          <w:bCs/>
+        </w:rPr>
+        <w:t xml:space="preserve">no</w:t>
+      </w:r>
+      <w:r>
+        <w:rPr>
+          <w:b/>
+          <w:bCs/>
+        </w:rPr>
+        <w:t xml:space="preserve"> </w:t>
+      </w:r>
+      <w:r>
+        <w:rPr>
+          <w:b/>
+          <w:bCs/>
+        </w:rPr>
+        <w:t xml:space="preserve">“official”</w:t>
+      </w:r>
+      <w:r>
+        <w:rPr>
+          <w:b/>
+          <w:bCs/>
+        </w:rPr>
+        <w:t xml:space="preserve"> </w:t>
+      </w:r>
+      <w:r>
+        <w:rPr>
+          <w:b/>
+          <w:bCs/>
+        </w:rPr>
+        <w:t xml:space="preserve">national</w:t>
+      </w:r>
+      <w:r>
+        <w:rPr>
+          <w:b/>
+          <w:bCs/>
+        </w:rPr>
+        <w:t xml:space="preserve"> </w:t>
+      </w:r>
+      <w:r>
+        <w:rPr>
+          <w:b/>
+          <w:bCs/>
+        </w:rPr>
+        <w:t xml:space="preserve">figure</w:t>
+      </w:r>
+      <w:r>
+        <w:t xml:space="preserve"> </w:t>
+      </w:r>
+      <w:r>
+        <w:t xml:space="preserve">(the national value is the INFORM aggregate of the 195 councils, 3.8 on the Core, labelled as</w:t>
+      </w:r>
+      <w:r>
+        <w:t xml:space="preserve"> </w:t>
+      </w:r>
+      <w:r>
+        <w:t xml:space="preserve">not an official INFORM figure) and there is</w:t>
+      </w:r>
+      <w:r>
+        <w:t xml:space="preserve"> </w:t>
+      </w:r>
+      <w:r>
+        <w:rPr>
+          <w:b/>
+          <w:bCs/>
+        </w:rPr>
+        <w:t xml:space="preserve">no raise-only rule</w:t>
+      </w:r>
+      <w:r>
+        <w:t xml:space="preserve"> </w:t>
+      </w:r>
+      <w:r>
+        <w:t xml:space="preserve">(the Core carries the workbook values</w:t>
+      </w:r>
+      <w:r>
+        <w:t xml:space="preserve"> </w:t>
+      </w:r>
+      <w:r>
+        <w:t xml:space="preserve">and approved institutional values only; every other Tanzanian addition is a separate Advancement layer).</w:t>
       </w:r>
     </w:p>
     <w:p>
@@ -3216,13 +3327,10 @@
           <w:b/>
           <w:bCs/>
         </w:rPr>
-        <w:t xml:space="preserve">Add/Delete are not raise-only</w:t>
-      </w:r>
-      <w:r>
-        <w:t xml:space="preserve"> </w:t>
-      </w:r>
-      <w:r>
-        <w:t xml:space="preserve">- they re-weight the component average up or down, so they are</w:t>
+        <w:t xml:space="preserve">Add/Delete move the component average up or down</w:t>
+      </w:r>
+      <w:r>
+        <w:t xml:space="preserve">, so they are</w:t>
       </w:r>
       <w:r>
         <w:t xml:space="preserve"> </w:t>
@@ -3770,7 +3878,13 @@
         </w:numPr>
       </w:pPr>
       <w:r>
-        <w:t xml:space="preserve">National figures kept official; raise-only respected where it applies; missing = excluded.</w:t>
+        <w:t xml:space="preserve">The national figure is the INFORM aggregate of the councils, labelled as not an official INFORM figure;</w:t>
+      </w:r>
+      <w:r>
+        <w:t xml:space="preserve"> </w:t>
+      </w:r>
+      <w:r>
+        <w:t xml:space="preserve">no raise-only floor anywhere; missing = excluded.</w:t>
       </w:r>
     </w:p>
     <w:p>
